--- a/MHBV 011026/04_LEGAL_REGULATORIO/MHBV-03_Checklist_Conformidade_Tecnica.docx
+++ b/MHBV 011026/04_LEGAL_REGULATORIO/MHBV-03_Checklist_Conformidade_Tecnica.docx
@@ -233,7 +233,7 @@
                 <w:sz w:val="18"/>
                 <w:szCs w:val="18"/>
               </w:rPr>
-              <w:t xml:space="preserve">MHBV 011026 (01/10/2026) · edição executiva</w:t>
+              <w:t xml:space="preserve">MHBV 071026 (07/10/2026) · edição executiva</w:t>
             </w:r>
           </w:p>
         </w:tc>
@@ -503,7 +503,7 @@
                 <w:sz w:val="19"/>
                 <w:szCs w:val="19"/>
               </w:rPr>
-              <w:t xml:space="preserve">Conclusão: o entreposto (~550 m², 350 t/ano) registra-se primeiro no </w:t>
+              <w:t xml:space="preserve">Conclusão: o entreposto (630 m² úteis / ≈ 666 m² construídos, 350 t/ano) registra-se primeiro no </w:t>
             </w:r>
             <w:r>
               <w:rPr>
@@ -988,7 +988,7 @@
                 <w:sz w:val="17"/>
                 <w:szCs w:val="17"/>
               </w:rPr>
-              <w:t xml:space="preserve">10.99-6-99 [A CONFIRMAR: IBGE/CONCLA remete mel a 01.59-8-01 — decidir com o contador antes do CNPJ]</w:t>
+              <w:t xml:space="preserve">Principal 01.59-8-01 (apicultura — preserva o ato cooperativo/rural) + secundário 10.99-6-99 (entreposto/beneficiamento); nunca 10.99-6-99 isolado (decisão D5, 07/10/2026) [A CONFIRMAR com o contador antes do CNPJ]</w:t>
             </w:r>
           </w:p>
         </w:tc>
@@ -1065,7 +1065,7 @@
                 <w:sz w:val="17"/>
                 <w:szCs w:val="17"/>
               </w:rPr>
-              <w:t>~550 m² úteis (≈ 580–595 m² construídos; conferir no orçamento de obra) · capacidade 350 t/ano · piloto (Fase 0) 150 t em 2027 e 200 t em 2028 em imóvel locado · entreposto próprio (Fase 1): 200 t no ano 1 e 250 t do ano 2 em diante</w:t>
+              <w:t>630 m² úteis, 22 setores (≈ 666 m² construídos, módulo 35,0 × 19,0 m; terreno ≈ 2.500 m² — MHBV-18) · capacidade 350 t/ano · piloto (Fase 0) 150 t em 2027 e 200 t em 2028 em imóvel locado · entreposto próprio (Fase 1): 200 t no ano 1 e 250 t do ano 2 em diante</w:t>
             </w:r>
           </w:p>
         </w:tc>
@@ -4460,7 +4460,7 @@
                 <w:sz w:val="17"/>
                 <w:szCs w:val="17"/>
               </w:rPr>
-              <w:t>Certidão de uso do solo compatível com o CNAE 10.99-6-99</w:t>
+              <w:t>Certidão de uso do solo compatível com os CNAE 01.59-8-01 e 10.99-6-99</w:t>
             </w:r>
           </w:p>
         </w:tc>
@@ -5374,7 +5374,7 @@
                 <w:sz w:val="17"/>
                 <w:szCs w:val="17"/>
               </w:rPr>
-              <w:t>Consulta prévia no portal SEMACE · rito para ~550 m² [A CONFIRMAR]</w:t>
+              <w:t>Consulta prévia no portal SEMACE · rito para ≈ 666 m² construídos [A CONFIRMAR]</w:t>
             </w:r>
           </w:p>
         </w:tc>
@@ -8104,7 +8104,7 @@
           <w:sz w:val="21"/>
           <w:szCs w:val="21"/>
         </w:rPr>
-        <w:t>REQUISITOS FÍSICOS DO ENTREPOSTO (~550 m²)</w:t>
+        <w:t>REQUISITOS FÍSICOS DO ENTREPOSTO (630 m² úteis / ≈ 666 m² construídos)</w:t>
       </w:r>
     </w:p>
     <w:tbl>
@@ -13581,7 +13581,7 @@
         <w:sz w:val="15"/>
         <w:szCs w:val="15"/>
       </w:rPr>
-      <w:t xml:space="preserve">Emissão: MHBV 011026 (01/10/2026) · Comissão Organizadora · Boa Viagem/CE · (88) 99726-4831</w:t>
+      <w:t xml:space="preserve">Emissão: MHBV 071026 (07/10/2026) · Comissão Organizadora · Boa Viagem/CE · (88) 99726-4831</w:t>
     </w:r>
   </w:p>
 </w:ftr>
@@ -13808,7 +13808,7 @@
         <w:szCs w:val="14"/>
       </w:rPr>
       <w:tab/>
-      <w:t xml:space="preserve">MHBV-03 · MHBV 011026 (01/10/2026)</w:t>
+      <w:t xml:space="preserve">MHBV-03 · MHBV 071026 (07/10/2026)</w:t>
     </w:r>
   </w:p>
   <w:p>
